--- a/src/Tests/Inputs/wedding/05/input.docx
+++ b/src/Tests/Inputs/wedding/05/input.docx
@@ -1,8 +1,8 @@
 
 <file path=word/document.xml><?xml version="1.0" encoding="utf-8"?>
-<w:document xmlns:wpc="http://schemas.microsoft.com/office/word/2010/wordprocessingCanvas" xmlns:cx="http://schemas.microsoft.com/office/drawing/2014/chartex" xmlns:cx1="http://schemas.microsoft.com/office/drawing/2015/9/8/chartex" xmlns:cx2="http://schemas.microsoft.com/office/drawing/2015/10/21/chartex" xmlns:cx3="http://schemas.microsoft.com/office/drawing/2016/5/9/chartex" xmlns:cx4="http://schemas.microsoft.com/office/drawing/2016/5/10/chartex" xmlns:cx5="http://schemas.microsoft.com/office/drawing/2016/5/11/chartex" xmlns:cx6="http://schemas.microsoft.com/office/drawing/2016/5/12/chartex" xmlns:cx7="http://schemas.microsoft.com/office/drawing/2016/5/13/chartex" xmlns:cx8="http://schemas.microsoft.com/office/drawing/2016/5/14/chartex" xmlns:mc="http://schemas.openxmlformats.org/markup-compatibility/2006" xmlns:aink="http://schemas.microsoft.com/office/drawing/2016/ink" xmlns:am3d="http://schemas.microsoft.com/office/drawing/2017/model3d" xmlns:o="urn:schemas-microsoft-com:office:office" xmlns:r="http://schemas.openxmlformats.org/officeDocument/2006/relationships" xmlns:m="http://schemas.openxmlformats.org/officeDocument/2006/math" xmlns:v="urn:schemas-microsoft-com:vml" xmlns:wp14="http://schemas.microsoft.com/office/word/2010/wordprocessingDrawing" xmlns:wp="http://schemas.openxmlformats.org/drawingml/2006/wordprocessingDrawing" xmlns:w10="urn:schemas-microsoft-com:office:word" xmlns:w="http://schemas.openxmlformats.org/wordprocessingml/2006/main" xmlns:w14="http://schemas.microsoft.com/office/word/2010/wordml" xmlns:w15="http://schemas.microsoft.com/office/word/2012/wordml" xmlns:w16cex="http://schemas.microsoft.com/office/word/2018/wordml/cex" xmlns:w16cid="http://schemas.microsoft.com/office/word/2016/wordml/cid" xmlns:w16="http://schemas.microsoft.com/office/word/2018/wordml" xmlns:w16se="http://schemas.microsoft.com/office/word/2015/wordml/symex" xmlns:wpg="http://schemas.microsoft.com/office/word/2010/wordprocessingGroup" xmlns:wpi="http://schemas.microsoft.com/office/word/2010/wordprocessingInk" xmlns:wne="http://schemas.microsoft.com/office/word/2006/wordml" xmlns:wps="http://schemas.microsoft.com/office/word/2010/wordprocessingShape" mc:Ignorable="w14 w15 w16se w16cid w16 w16cex wp14">
+<w:document xmlns:a="http://schemas.openxmlformats.org/drawingml/2006/main" xmlns:adec="http://schemas.microsoft.com/office/drawing/2017/decorative" xmlns:pic="http://schemas.openxmlformats.org/drawingml/2006/picture" xmlns:a16="http://schemas.microsoft.com/office/drawing/2014/main" xmlns:a14="http://schemas.microsoft.com/office/drawing/2010/main" xmlns:wpc="http://schemas.microsoft.com/office/word/2010/wordprocessingCanvas" xmlns:cx="http://schemas.microsoft.com/office/drawing/2014/chartex" xmlns:cx1="http://schemas.microsoft.com/office/drawing/2015/9/8/chartex" xmlns:cx2="http://schemas.microsoft.com/office/drawing/2015/10/21/chartex" xmlns:cx3="http://schemas.microsoft.com/office/drawing/2016/5/9/chartex" xmlns:cx4="http://schemas.microsoft.com/office/drawing/2016/5/10/chartex" xmlns:cx5="http://schemas.microsoft.com/office/drawing/2016/5/11/chartex" xmlns:cx6="http://schemas.microsoft.com/office/drawing/2016/5/12/chartex" xmlns:cx7="http://schemas.microsoft.com/office/drawing/2016/5/13/chartex" xmlns:cx8="http://schemas.microsoft.com/office/drawing/2016/5/14/chartex" xmlns:mc="http://schemas.openxmlformats.org/markup-compatibility/2006" xmlns:aink="http://schemas.microsoft.com/office/drawing/2016/ink" xmlns:am3d="http://schemas.microsoft.com/office/drawing/2017/model3d" xmlns:o="urn:schemas-microsoft-com:office:office" xmlns:r="http://schemas.openxmlformats.org/officeDocument/2006/relationships" xmlns:m="http://schemas.openxmlformats.org/officeDocument/2006/math" xmlns:v="urn:schemas-microsoft-com:vml" xmlns:wp14="http://schemas.microsoft.com/office/word/2010/wordprocessingDrawing" xmlns:wp="http://schemas.openxmlformats.org/drawingml/2006/wordprocessingDrawing" xmlns:w10="urn:schemas-microsoft-com:office:word" xmlns:w="http://schemas.openxmlformats.org/wordprocessingml/2006/main" xmlns:w14="http://schemas.microsoft.com/office/word/2010/wordml" xmlns:w15="http://schemas.microsoft.com/office/word/2012/wordml" xmlns:w16cex="http://schemas.microsoft.com/office/word/2018/wordml/cex" xmlns:w16cid="http://schemas.microsoft.com/office/word/2016/wordml/cid" xmlns:w16="http://schemas.microsoft.com/office/word/2018/wordml" xmlns:w16se="http://schemas.microsoft.com/office/word/2015/wordml/symex" xmlns:wpg="http://schemas.microsoft.com/office/word/2010/wordprocessingGroup" xmlns:wpi="http://schemas.microsoft.com/office/word/2010/wordprocessingInk" xmlns:wne="http://schemas.microsoft.com/office/word/2006/wordml" xmlns:wps="http://schemas.microsoft.com/office/word/2010/wordprocessingShape" mc:Ignorable="w14 w15 w16se w16cid w16 w16cex wp14">
   <w:body>
-    <w:bookmarkStart w:id="0" w:name="_Hlk43936244"/>
+    <w:bookmarkStart w:name="_Hlk43936244" w:id="0"/>
     <w:p>
       <w:pPr>
         <w:pStyle w:val="GraphicAnchor"/>
@@ -11,7 +11,7 @@
         <mc:AlternateContent>
           <mc:Choice Requires="wpg">
             <w:drawing>
-              <wp:anchor distT="0" distB="0" distL="114300" distR="114300" simplePos="0" relativeHeight="251664384" behindDoc="1" locked="1" layoutInCell="1" allowOverlap="1" wp14:anchorId="6EED9FE0" wp14:editId="5281ED18">
+              <wp:anchor distT="0" distB="0" distL="114300" distR="114300" simplePos="0" relativeHeight="251664384" behindDoc="1" locked="1" layoutInCell="1" allowOverlap="1" wp14:editId="5281ED18" wp14:anchorId="6EED9FE0">
                 <wp:simplePos x="0" y="0"/>
                 <wp:positionH relativeFrom="column">
                   <wp:posOffset>0</wp:posOffset>
@@ -128,8 +128,8 @@
           </mc:Choice>
           <mc:Fallback>
             <w:pict>
-              <v:group w14:anchorId="01629485" id="Group 1" o:spid="_x0000_s1026" style="position:absolute;margin-left:0;margin-top:6pt;width:722.15pt;height:201.6pt;z-index:-251652096;mso-width-relative:margin;mso-height-relative:margin" coordsize="91700,25641" o:gfxdata="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">
-                <v:shapetype id="_x0000_t75" coordsize="21600,21600" o:spt="75" o:preferrelative="t" path="m@4@5l@4@11@9@11@9@5xe" filled="f" stroked="f">
+              <v:group id="Group 1" style="position:absolute;margin-left:0;margin-top:6pt;width:722.15pt;height:201.6pt;z-index:-251652096;mso-width-relative:margin;mso-height-relative:margin" coordsize="91700,25641" o:spid="_x0000_s1026" o:gfxdata="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" w14:anchorId="01629485">
+                <v:shapetype id="_x0000_t75" coordsize="21600,21600" filled="f" stroked="f" o:spt="75" o:preferrelative="t" path="m@4@5l@4@11@9@11@9@5xe">
                   <v:stroke joinstyle="miter"/>
                   <v:formulas>
                     <v:f eqn="if lineDrawn pixelLineWidth 0"/>
@@ -145,14 +145,14 @@
                     <v:f eqn="prod @7 21600 pixelHeight"/>
                     <v:f eqn="sum @10 21600 0"/>
                   </v:formulas>
-                  <v:path o:extrusionok="f" gradientshapeok="t" o:connecttype="rect"/>
+                  <v:path gradientshapeok="t" o:connecttype="rect" o:extrusionok="f"/>
                   <o:lock v:ext="edit" aspectratio="t"/>
                 </v:shapetype>
-                <v:shape id="Picture 2" o:spid="_x0000_s1027" type="#_x0000_t75" style="position:absolute;left:50387;width:41313;height:20218;visibility:visible;mso-wrap-style:square" o:gfxdata="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">
-                  <v:imagedata r:id="rId9" o:title="" croptop="47082f" cropbottom="-874f" cropleft="1289f" cropright="2209f"/>
+                <v:shape id="Picture 2" style="position:absolute;left:50387;width:41313;height:20218;visibility:visible;mso-wrap-style:square" o:spid="_x0000_s1027" type="#_x0000_t75" o:gfxdata="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">
+                  <v:imagedata cropleft="1289f" croptop="47082f" cropright="2209f" cropbottom="-874f" o:title="" r:id="rId9"/>
                 </v:shape>
-                <v:shape id="Picture 16" o:spid="_x0000_s1028" type="#_x0000_t75" alt="A picture containing man, snow, standing&#10;&#10;Description automatically generated" style="position:absolute;width:41243;height:25641;visibility:visible;mso-wrap-style:square" o:gfxdata="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">
-                  <v:imagedata r:id="rId10" o:title="A picture containing man, snow, standing&#10;&#10;Description automatically generated"/>
+                <v:shape id="Picture 16" style="position:absolute;width:41243;height:25641;visibility:visible;mso-wrap-style:square" alt="A picture containing man, snow, standing&#10;&#10;Description automatically generated" o:spid="_x0000_s1028" type="#_x0000_t75" o:gfxdata="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">
+                  <v:imagedata o:title="A picture containing man, snow, standing&#10;&#10;Description automatically generated" r:id="rId10"/>
                 </v:shape>
                 <w10:anchorlock/>
               </v:group>
@@ -189,9 +189,9 @@
             <w:tcW w:w="2251" w:type="pct"/>
             <w:gridSpan w:val="3"/>
             <w:tcBorders>
-              <w:top w:val="single" w:sz="4" w:space="0" w:color="D6D5D5" w:themeColor="background2"/>
-              <w:left w:val="single" w:sz="4" w:space="0" w:color="D6D5D5" w:themeColor="background2"/>
-              <w:right w:val="single" w:sz="4" w:space="0" w:color="D6D5D5" w:themeColor="background2"/>
+              <w:top w:val="single" w:color="D6D5D5" w:themeColor="background2" w:sz="4" w:space="0"/>
+              <w:left w:val="single" w:color="D6D5D5" w:themeColor="background2" w:sz="4" w:space="0"/>
+              <w:right w:val="single" w:color="D6D5D5" w:themeColor="background2" w:sz="4" w:space="0"/>
             </w:tcBorders>
             <w:vAlign w:val="center"/>
           </w:tcPr>
@@ -205,8 +205,8 @@
           <w:tcPr>
             <w:tcW w:w="500" w:type="pct"/>
             <w:tcBorders>
-              <w:left w:val="single" w:sz="4" w:space="0" w:color="D6D5D5" w:themeColor="background2"/>
-              <w:right w:val="single" w:sz="4" w:space="0" w:color="D6D5D5" w:themeColor="background2"/>
+              <w:left w:val="single" w:color="D6D5D5" w:themeColor="background2" w:sz="4" w:space="0"/>
+              <w:right w:val="single" w:color="D6D5D5" w:themeColor="background2" w:sz="4" w:space="0"/>
             </w:tcBorders>
           </w:tcPr>
           <w:p/>
@@ -216,9 +216,9 @@
             <w:tcW w:w="2249" w:type="pct"/>
             <w:gridSpan w:val="3"/>
             <w:tcBorders>
-              <w:top w:val="single" w:sz="4" w:space="0" w:color="D6D5D5" w:themeColor="background2"/>
-              <w:left w:val="single" w:sz="4" w:space="0" w:color="D6D5D5" w:themeColor="background2"/>
-              <w:right w:val="single" w:sz="4" w:space="0" w:color="D6D5D5" w:themeColor="background2"/>
+              <w:top w:val="single" w:color="D6D5D5" w:themeColor="background2" w:sz="4" w:space="0"/>
+              <w:left w:val="single" w:color="D6D5D5" w:themeColor="background2" w:sz="4" w:space="0"/>
+              <w:right w:val="single" w:color="D6D5D5" w:themeColor="background2" w:sz="4" w:space="0"/>
             </w:tcBorders>
             <w:vAlign w:val="center"/>
           </w:tcPr>
@@ -302,7 +302,7 @@
           <w:tcPr>
             <w:tcW w:w="249" w:type="pct"/>
             <w:tcBorders>
-              <w:left w:val="single" w:sz="4" w:space="0" w:color="D6D5D5" w:themeColor="background2"/>
+              <w:left w:val="single" w:color="D6D5D5" w:themeColor="background2" w:sz="4" w:space="0"/>
             </w:tcBorders>
             <w:vAlign w:val="center"/>
           </w:tcPr>
@@ -388,7 +388,7 @@
           <w:tcPr>
             <w:tcW w:w="254" w:type="pct"/>
             <w:tcBorders>
-              <w:right w:val="single" w:sz="4" w:space="0" w:color="D6D5D5" w:themeColor="background2"/>
+              <w:right w:val="single" w:color="D6D5D5" w:themeColor="background2" w:sz="4" w:space="0"/>
             </w:tcBorders>
             <w:vAlign w:val="center"/>
           </w:tcPr>
@@ -398,8 +398,8 @@
           <w:tcPr>
             <w:tcW w:w="500" w:type="pct"/>
             <w:tcBorders>
-              <w:left w:val="single" w:sz="4" w:space="0" w:color="D6D5D5" w:themeColor="background2"/>
-              <w:right w:val="single" w:sz="4" w:space="0" w:color="D6D5D5" w:themeColor="background2"/>
+              <w:left w:val="single" w:color="D6D5D5" w:themeColor="background2" w:sz="4" w:space="0"/>
+              <w:right w:val="single" w:color="D6D5D5" w:themeColor="background2" w:sz="4" w:space="0"/>
             </w:tcBorders>
           </w:tcPr>
           <w:p/>
@@ -408,7 +408,7 @@
           <w:tcPr>
             <w:tcW w:w="250" w:type="pct"/>
             <w:tcBorders>
-              <w:left w:val="single" w:sz="4" w:space="0" w:color="D6D5D5" w:themeColor="background2"/>
+              <w:left w:val="single" w:color="D6D5D5" w:themeColor="background2" w:sz="4" w:space="0"/>
             </w:tcBorders>
           </w:tcPr>
           <w:p/>
@@ -741,7 +741,7 @@
             <w:tcW w:w="249" w:type="pct"/>
             <w:tcBorders>
               <w:left w:val="nil"/>
-              <w:right w:val="single" w:sz="4" w:space="0" w:color="D6D5D5" w:themeColor="background2"/>
+              <w:right w:val="single" w:color="D6D5D5" w:themeColor="background2" w:sz="4" w:space="0"/>
             </w:tcBorders>
           </w:tcPr>
           <w:p/>
@@ -756,8 +756,8 @@
             <w:tcW w:w="2251" w:type="pct"/>
             <w:gridSpan w:val="3"/>
             <w:tcBorders>
-              <w:left w:val="single" w:sz="4" w:space="0" w:color="D6D5D5" w:themeColor="background2"/>
-              <w:right w:val="single" w:sz="4" w:space="0" w:color="D6D5D5" w:themeColor="background2"/>
+              <w:left w:val="single" w:color="D6D5D5" w:themeColor="background2" w:sz="4" w:space="0"/>
+              <w:right w:val="single" w:color="D6D5D5" w:themeColor="background2" w:sz="4" w:space="0"/>
             </w:tcBorders>
             <w:vAlign w:val="center"/>
           </w:tcPr>
@@ -816,8 +816,8 @@
           <w:tcPr>
             <w:tcW w:w="500" w:type="pct"/>
             <w:tcBorders>
-              <w:left w:val="single" w:sz="4" w:space="0" w:color="D6D5D5" w:themeColor="background2"/>
-              <w:right w:val="single" w:sz="4" w:space="0" w:color="D6D5D5" w:themeColor="background2"/>
+              <w:left w:val="single" w:color="D6D5D5" w:themeColor="background2" w:sz="4" w:space="0"/>
+              <w:right w:val="single" w:color="D6D5D5" w:themeColor="background2" w:sz="4" w:space="0"/>
             </w:tcBorders>
           </w:tcPr>
           <w:p/>
@@ -826,7 +826,7 @@
           <w:tcPr>
             <w:tcW w:w="250" w:type="pct"/>
             <w:tcBorders>
-              <w:left w:val="single" w:sz="4" w:space="0" w:color="D6D5D5" w:themeColor="background2"/>
+              <w:left w:val="single" w:color="D6D5D5" w:themeColor="background2" w:sz="4" w:space="0"/>
             </w:tcBorders>
           </w:tcPr>
           <w:p>
@@ -851,7 +851,7 @@
             <w:tcW w:w="249" w:type="pct"/>
             <w:tcBorders>
               <w:left w:val="nil"/>
-              <w:right w:val="single" w:sz="4" w:space="0" w:color="D6D5D5" w:themeColor="background2"/>
+              <w:right w:val="single" w:color="D6D5D5" w:themeColor="background2" w:sz="4" w:space="0"/>
             </w:tcBorders>
           </w:tcPr>
           <w:p>
@@ -870,9 +870,9 @@
             <w:tcW w:w="2251" w:type="pct"/>
             <w:gridSpan w:val="3"/>
             <w:tcBorders>
-              <w:left w:val="single" w:sz="4" w:space="0" w:color="D6D5D5" w:themeColor="background2"/>
-              <w:bottom w:val="single" w:sz="4" w:space="0" w:color="D6D5D5" w:themeColor="background2"/>
-              <w:right w:val="single" w:sz="4" w:space="0" w:color="D6D5D5" w:themeColor="background2"/>
+              <w:left w:val="single" w:color="D6D5D5" w:themeColor="background2" w:sz="4" w:space="0"/>
+              <w:bottom w:val="single" w:color="D6D5D5" w:themeColor="background2" w:sz="4" w:space="0"/>
+              <w:right w:val="single" w:color="D6D5D5" w:themeColor="background2" w:sz="4" w:space="0"/>
             </w:tcBorders>
           </w:tcPr>
           <w:p>
@@ -939,9 +939,9 @@
           <w:tcPr>
             <w:tcW w:w="500" w:type="pct"/>
             <w:tcBorders>
-              <w:left w:val="single" w:sz="4" w:space="0" w:color="D6D5D5" w:themeColor="background2"/>
+              <w:left w:val="single" w:color="D6D5D5" w:themeColor="background2" w:sz="4" w:space="0"/>
               <w:bottom w:val="nil"/>
-              <w:right w:val="single" w:sz="4" w:space="0" w:color="D6D5D5" w:themeColor="background2"/>
+              <w:right w:val="single" w:color="D6D5D5" w:themeColor="background2" w:sz="4" w:space="0"/>
             </w:tcBorders>
           </w:tcPr>
           <w:p/>
@@ -950,8 +950,8 @@
           <w:tcPr>
             <w:tcW w:w="250" w:type="pct"/>
             <w:tcBorders>
-              <w:left w:val="single" w:sz="4" w:space="0" w:color="D6D5D5" w:themeColor="background2"/>
-              <w:bottom w:val="single" w:sz="4" w:space="0" w:color="D6D5D5" w:themeColor="background2"/>
+              <w:left w:val="single" w:color="D6D5D5" w:themeColor="background2" w:sz="4" w:space="0"/>
+              <w:bottom w:val="single" w:color="D6D5D5" w:themeColor="background2" w:sz="4" w:space="0"/>
             </w:tcBorders>
             <w:vAlign w:val="center"/>
           </w:tcPr>
@@ -966,7 +966,7 @@
             <w:tcW w:w="1750" w:type="pct"/>
             <w:vMerge/>
             <w:tcBorders>
-              <w:bottom w:val="single" w:sz="4" w:space="0" w:color="D6D5D5" w:themeColor="background2"/>
+              <w:bottom w:val="single" w:color="D6D5D5" w:themeColor="background2" w:sz="4" w:space="0"/>
             </w:tcBorders>
             <w:vAlign w:val="center"/>
           </w:tcPr>
@@ -981,8 +981,8 @@
             <w:tcW w:w="249" w:type="pct"/>
             <w:tcBorders>
               <w:left w:val="nil"/>
-              <w:bottom w:val="single" w:sz="4" w:space="0" w:color="D6D5D5" w:themeColor="background2"/>
-              <w:right w:val="single" w:sz="4" w:space="0" w:color="D6D5D5" w:themeColor="background2"/>
+              <w:bottom w:val="single" w:color="D6D5D5" w:themeColor="background2" w:sz="4" w:space="0"/>
+              <w:right w:val="single" w:color="D6D5D5" w:themeColor="background2" w:sz="4" w:space="0"/>
             </w:tcBorders>
             <w:vAlign w:val="center"/>
           </w:tcPr>
@@ -1010,7 +1010,7 @@
         </w:sectPr>
       </w:pPr>
     </w:p>
-    <w:bookmarkStart w:id="1" w:name="_Hlk43936219"/>
+    <w:bookmarkStart w:name="_Hlk43936219" w:id="1"/>
     <w:p>
       <w:pPr>
         <w:pStyle w:val="GraphicAnchor"/>
@@ -1019,7 +1019,7 @@
         <mc:AlternateContent>
           <mc:Choice Requires="wpg">
             <w:drawing>
-              <wp:anchor distT="0" distB="0" distL="114300" distR="114300" simplePos="0" relativeHeight="251666432" behindDoc="1" locked="1" layoutInCell="1" allowOverlap="1" wp14:anchorId="1B884CFD" wp14:editId="3BE2EEDA">
+              <wp:anchor distT="0" distB="0" distL="114300" distR="114300" simplePos="0" relativeHeight="251666432" behindDoc="1" locked="1" layoutInCell="1" allowOverlap="1" wp14:editId="3BE2EEDA" wp14:anchorId="1B884CFD">
                 <wp:simplePos x="0" y="0"/>
                 <wp:positionH relativeFrom="column">
                   <wp:posOffset>0</wp:posOffset>
@@ -1130,12 +1130,12 @@
           </mc:Choice>
           <mc:Fallback>
             <w:pict>
-              <v:group w14:anchorId="318F4F1C" id="Group 4" o:spid="_x0000_s1026" style="position:absolute;margin-left:0;margin-top:5.5pt;width:719.5pt;height:159.1pt;z-index:-251650048;mso-width-relative:margin;mso-height-relative:margin" coordsize="91363,20218" o:gfxdata="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">
-                <v:shape id="Picture 20" o:spid="_x0000_s1027" type="#_x0000_t75" style="position:absolute;left:50215;top:95;width:41148;height:16891;rotation:180;visibility:visible;mso-wrap-style:square" o:gfxdata="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">
-                  <v:imagedata r:id="rId12" o:title="" croptop="12313f" cropbottom="38506f" cropleft="4418f" cropright="4565f"/>
+              <v:group id="Group 4" style="position:absolute;margin-left:0;margin-top:5.5pt;width:719.5pt;height:159.1pt;z-index:-251650048;mso-width-relative:margin;mso-height-relative:margin" coordsize="91363,20218" o:spid="_x0000_s1026" o:gfxdata="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